--- a/rus/docx/01.content.docx
+++ b/rus/docx/01.content.docx
@@ -19,7 +19,7 @@
         <w:rPr>
           <w:lang w:val="ru_RU" w:bidi="ru_RU"/>
         </w:rPr>
-        <w:t>Resource: Заметки к учебнику - Вступления к книгам (Тиндейл)</w:t>
+        <w:t>Resource: Tyndale Open Study Notes</w:t>
       </w:r>
       <w:r>
         <w:rPr>
@@ -112,7 +112,7 @@
         <w:rPr>
           <w:lang w:val="ru_RU" w:bidi="ru_RU"/>
         </w:rPr>
-        <w:t>Заметки к учебнику - Вступления к книгам (Тиндейл)</w:t>
+        <w:t>Tyndale Open Study Notes</w:t>
       </w:r>
     </w:p>
     <w:p>

--- a/rus/docx/01.content.docx
+++ b/rus/docx/01.content.docx
@@ -19,7 +19,7 @@
         <w:rPr>
           <w:lang w:val="ru_RU" w:bidi="ru_RU"/>
         </w:rPr>
-        <w:t>Resource: Tyndale Open Study Notes</w:t>
+        <w:t>Resource: Aquifer Open Study Notes (Book Intros)</w:t>
       </w:r>
       <w:r>
         <w:rPr>
@@ -112,7 +112,7 @@
         <w:rPr>
           <w:lang w:val="ru_RU" w:bidi="ru_RU"/>
         </w:rPr>
-        <w:t>Tyndale Open Study Notes</w:t>
+        <w:t>Aquifer Open Study Notes (Book Intros)</w:t>
       </w:r>
     </w:p>
     <w:p>

--- a/rus/docx/01.content.docx
+++ b/rus/docx/01.content.docx
@@ -272,18 +272,12 @@
         </w:rPr>
         <w:t xml:space="preserve">От своих египетских господ Израиль перенял много языческих идей и обычаев во время рабства в Египте (см. </w:t>
       </w:r>
-      <w:hyperlink r:id="rId13">
-        <w:r>
-          <w:rPr>
-            <w:lang w:val="ru_RU" w:bidi="ru_RU"/>
-          </w:rPr>
-          <w:rPr>
-            <w:color w:val="0000EE"/>
-            <w:u w:val="single"/>
-          </w:rPr>
-          <w:t>Исх. 32:1–4</w:t>
-        </w:r>
-      </w:hyperlink>
+      <w:r>
+        <w:rPr>
+          <w:lang w:val="ru_RU" w:bidi="ru_RU"/>
+        </w:rPr>
+        <w:t>Исх. 32:1–4</w:t>
+      </w:r>
       <w:r>
         <w:rPr>
           <w:lang w:val="ru_RU" w:bidi="ru_RU"/>
@@ -370,36 +364,24 @@
         </w:rPr>
         <w:t>Первый раздел (</w:t>
       </w:r>
-      <w:hyperlink r:id="rId14">
-        <w:r>
-          <w:rPr>
-            <w:lang w:val="ru_RU" w:bidi="ru_RU"/>
-          </w:rPr>
-          <w:rPr>
-            <w:color w:val="0000EE"/>
-            <w:u w:val="single"/>
-          </w:rPr>
-          <w:t>1:1–2:3</w:t>
-        </w:r>
-      </w:hyperlink>
+      <w:r>
+        <w:rPr>
+          <w:lang w:val="ru_RU" w:bidi="ru_RU"/>
+        </w:rPr>
+        <w:t>1:1–2:3</w:t>
+      </w:r>
       <w:r>
         <w:rPr>
           <w:lang w:val="ru_RU" w:bidi="ru_RU"/>
         </w:rPr>
         <w:t>) не начинается с фразы «толедот». Он представляет собой рассказ о сотворении мира «в начале» (</w:t>
       </w:r>
-      <w:hyperlink r:id="rId15">
-        <w:r>
-          <w:rPr>
-            <w:lang w:val="ru_RU" w:bidi="ru_RU"/>
-          </w:rPr>
-          <w:rPr>
-            <w:color w:val="0000EE"/>
-            <w:u w:val="single"/>
-          </w:rPr>
-          <w:t>1:1</w:t>
-        </w:r>
-      </w:hyperlink>
+      <w:r>
+        <w:rPr>
+          <w:lang w:val="ru_RU" w:bidi="ru_RU"/>
+        </w:rPr>
+        <w:t>1:1</w:t>
+      </w:r>
       <w:r>
         <w:rPr>
           <w:lang w:val="ru_RU" w:bidi="ru_RU"/>
@@ -420,90 +402,60 @@
         </w:rPr>
         <w:t>Следующий раздел (</w:t>
       </w:r>
-      <w:hyperlink r:id="rId16">
-        <w:r>
-          <w:rPr>
-            <w:lang w:val="ru_RU" w:bidi="ru_RU"/>
-          </w:rPr>
-          <w:rPr>
-            <w:color w:val="0000EE"/>
-            <w:u w:val="single"/>
-          </w:rPr>
-          <w:t>2:4–4:26</w:t>
-        </w:r>
-      </w:hyperlink>
+      <w:r>
+        <w:rPr>
+          <w:lang w:val="ru_RU" w:bidi="ru_RU"/>
+        </w:rPr>
+        <w:t>2:4–4:26</w:t>
+      </w:r>
       <w:r>
         <w:rPr>
           <w:lang w:val="ru_RU" w:bidi="ru_RU"/>
         </w:rPr>
         <w:t>) описывает сотворение человека (</w:t>
       </w:r>
-      <w:hyperlink r:id="rId17">
-        <w:r>
-          <w:rPr>
-            <w:lang w:val="ru_RU" w:bidi="ru_RU"/>
-          </w:rPr>
-          <w:rPr>
-            <w:color w:val="0000EE"/>
-            <w:u w:val="single"/>
-          </w:rPr>
-          <w:t>2:4–25</w:t>
-        </w:r>
-      </w:hyperlink>
+      <w:r>
+        <w:rPr>
+          <w:lang w:val="ru_RU" w:bidi="ru_RU"/>
+        </w:rPr>
+        <w:t>2:4–25</w:t>
+      </w:r>
       <w:r>
         <w:rPr>
           <w:lang w:val="ru_RU" w:bidi="ru_RU"/>
         </w:rPr>
         <w:t>) и показывает, что стало с Божьим творением в результате греха Адама и Евы (</w:t>
       </w:r>
-      <w:hyperlink r:id="rId18">
-        <w:r>
-          <w:rPr>
-            <w:lang w:val="ru_RU" w:bidi="ru_RU"/>
-          </w:rPr>
-          <w:rPr>
-            <w:color w:val="0000EE"/>
-            <w:u w:val="single"/>
-          </w:rPr>
-          <w:t>3:1–13</w:t>
-        </w:r>
-      </w:hyperlink>
+      <w:r>
+        <w:rPr>
+          <w:lang w:val="ru_RU" w:bidi="ru_RU"/>
+        </w:rPr>
+        <w:t>3:1–13</w:t>
+      </w:r>
       <w:r>
         <w:rPr>
           <w:lang w:val="ru_RU" w:bidi="ru_RU"/>
         </w:rPr>
         <w:t>), как появилось проклятие за их грех (</w:t>
       </w:r>
-      <w:hyperlink r:id="rId19">
-        <w:r>
-          <w:rPr>
-            <w:lang w:val="ru_RU" w:bidi="ru_RU"/>
-          </w:rPr>
-          <w:rPr>
-            <w:color w:val="0000EE"/>
-            <w:u w:val="single"/>
-          </w:rPr>
-          <w:t>3:14–24</w:t>
-        </w:r>
-      </w:hyperlink>
+      <w:r>
+        <w:rPr>
+          <w:lang w:val="ru_RU" w:bidi="ru_RU"/>
+        </w:rPr>
+        <w:t>3:14–24</w:t>
+      </w:r>
       <w:r>
         <w:rPr>
           <w:lang w:val="ru_RU" w:bidi="ru_RU"/>
         </w:rPr>
         <w:t>), и каким образом грех распространился среди их потомков (</w:t>
       </w:r>
-      <w:hyperlink r:id="rId20">
-        <w:r>
-          <w:rPr>
-            <w:lang w:val="ru_RU" w:bidi="ru_RU"/>
-          </w:rPr>
-          <w:rPr>
-            <w:color w:val="0000EE"/>
-            <w:u w:val="single"/>
-          </w:rPr>
-          <w:t>4:1–24</w:t>
-        </w:r>
-      </w:hyperlink>
+      <w:r>
+        <w:rPr>
+          <w:lang w:val="ru_RU" w:bidi="ru_RU"/>
+        </w:rPr>
+        <w:t>4:1–24</w:t>
+      </w:r>
       <w:r>
         <w:rPr>
           <w:lang w:val="ru_RU" w:bidi="ru_RU"/>
@@ -524,108 +476,72 @@
         </w:rPr>
         <w:t>Независимость от Бога привела к ухудшению человеческой жизни (</w:t>
       </w:r>
-      <w:hyperlink r:id="rId21">
-        <w:r>
-          <w:rPr>
-            <w:lang w:val="ru_RU" w:bidi="ru_RU"/>
-          </w:rPr>
-          <w:rPr>
-            <w:color w:val="0000EE"/>
-            <w:u w:val="single"/>
-          </w:rPr>
-          <w:t>5:1–6:8</w:t>
-        </w:r>
-      </w:hyperlink>
+      <w:r>
+        <w:rPr>
+          <w:lang w:val="ru_RU" w:bidi="ru_RU"/>
+        </w:rPr>
+        <w:t>5:1–6:8</w:t>
+      </w:r>
       <w:r>
         <w:rPr>
           <w:lang w:val="ru_RU" w:bidi="ru_RU"/>
         </w:rPr>
         <w:t xml:space="preserve">). Родословие в </w:t>
       </w:r>
-      <w:hyperlink r:id="rId22">
-        <w:r>
-          <w:rPr>
-            <w:lang w:val="ru_RU" w:bidi="ru_RU"/>
-          </w:rPr>
-          <w:rPr>
-            <w:color w:val="0000EE"/>
-            <w:u w:val="single"/>
-          </w:rPr>
-          <w:t>5:1–32</w:t>
-        </w:r>
-      </w:hyperlink>
+      <w:r>
+        <w:rPr>
+          <w:lang w:val="ru_RU" w:bidi="ru_RU"/>
+        </w:rPr>
+        <w:t>5:1–32</w:t>
+      </w:r>
       <w:r>
         <w:rPr>
           <w:lang w:val="ru_RU" w:bidi="ru_RU"/>
         </w:rPr>
         <w:t xml:space="preserve"> начинается с упоминания о том, что люди были созданы по Божьему образу и получили Его благословение (</w:t>
       </w:r>
-      <w:hyperlink r:id="rId23">
-        <w:r>
-          <w:rPr>
-            <w:lang w:val="ru_RU" w:bidi="ru_RU"/>
-          </w:rPr>
-          <w:rPr>
-            <w:color w:val="0000EE"/>
-            <w:u w:val="single"/>
-          </w:rPr>
-          <w:t>5:1–2</w:t>
-        </w:r>
-      </w:hyperlink>
+      <w:r>
+        <w:rPr>
+          <w:lang w:val="ru_RU" w:bidi="ru_RU"/>
+        </w:rPr>
+        <w:t>5:1–2</w:t>
+      </w:r>
       <w:r>
         <w:rPr>
           <w:lang w:val="ru_RU" w:bidi="ru_RU"/>
         </w:rPr>
         <w:t xml:space="preserve">). При описании родословия говорится о смерти каждого поколения, что напоминает читателю о проклятии, а история Еноха является лучом надежды на то, что проклятие не является окончательным. В </w:t>
       </w:r>
-      <w:hyperlink r:id="rId24">
-        <w:r>
-          <w:rPr>
-            <w:lang w:val="ru_RU" w:bidi="ru_RU"/>
-          </w:rPr>
-          <w:rPr>
-            <w:color w:val="0000EE"/>
-            <w:u w:val="single"/>
-          </w:rPr>
-          <w:t>6:1–8</w:t>
-        </w:r>
-      </w:hyperlink>
+      <w:r>
+        <w:rPr>
+          <w:lang w:val="ru_RU" w:bidi="ru_RU"/>
+        </w:rPr>
+        <w:t>6:1–8</w:t>
+      </w:r>
       <w:r>
         <w:rPr>
           <w:lang w:val="ru_RU" w:bidi="ru_RU"/>
         </w:rPr>
         <w:t xml:space="preserve"> мы узнаём, что Бог сожалеет о сотворении человечества и принимает решение произвести суд над землёй. Ной же оказывается угодным Богу и становится источником надежды (</w:t>
       </w:r>
-      <w:hyperlink r:id="rId25">
-        <w:r>
-          <w:rPr>
-            <w:lang w:val="ru_RU" w:bidi="ru_RU"/>
-          </w:rPr>
-          <w:rPr>
-            <w:color w:val="0000EE"/>
-            <w:u w:val="single"/>
-          </w:rPr>
-          <w:t>5:29</w:t>
-        </w:r>
-      </w:hyperlink>
+      <w:r>
+        <w:rPr>
+          <w:lang w:val="ru_RU" w:bidi="ru_RU"/>
+        </w:rPr>
+        <w:t>5:29</w:t>
+      </w:r>
       <w:r>
         <w:rPr>
           <w:lang w:val="ru_RU" w:bidi="ru_RU"/>
         </w:rPr>
         <w:t xml:space="preserve">; </w:t>
       </w:r>
-      <w:hyperlink r:id="rId26">
-        <w:r>
-          <w:rPr>
-            <w:lang w:val="ru_RU" w:bidi="ru_RU"/>
-          </w:rPr>
-          <w:rPr>
-            <w:color w:val="0000EE"/>
-            <w:u w:val="single"/>
-          </w:rPr>
-          <w:t>6:8</w:t>
-        </w:r>
-      </w:hyperlink>
+      <w:r>
+        <w:rPr>
+          <w:lang w:val="ru_RU" w:bidi="ru_RU"/>
+        </w:rPr>
+        <w:t>6:8</w:t>
+      </w:r>
       <w:r>
         <w:rPr>
           <w:lang w:val="ru_RU" w:bidi="ru_RU"/>
@@ -646,18 +562,12 @@
         </w:rPr>
         <w:t>Следующий раздел (</w:t>
       </w:r>
-      <w:hyperlink r:id="rId27">
-        <w:r>
-          <w:rPr>
-            <w:lang w:val="ru_RU" w:bidi="ru_RU"/>
-          </w:rPr>
-          <w:rPr>
-            <w:color w:val="0000EE"/>
-            <w:u w:val="single"/>
-          </w:rPr>
-          <w:t>6:9–9:29</w:t>
-        </w:r>
-      </w:hyperlink>
+      <w:r>
+        <w:rPr>
+          <w:lang w:val="ru_RU" w:bidi="ru_RU"/>
+        </w:rPr>
+        <w:t>6:9–9:29</w:t>
+      </w:r>
       <w:r>
         <w:rPr>
           <w:lang w:val="ru_RU" w:bidi="ru_RU"/>
@@ -678,36 +588,24 @@
         </w:rPr>
         <w:t>Но по мере увеличения населения и формирования различных народов (</w:t>
       </w:r>
-      <w:hyperlink r:id="rId28">
-        <w:r>
-          <w:rPr>
-            <w:lang w:val="ru_RU" w:bidi="ru_RU"/>
-          </w:rPr>
-          <w:rPr>
-            <w:color w:val="0000EE"/>
-            <w:u w:val="single"/>
-          </w:rPr>
-          <w:t>10:1–11:9</w:t>
-        </w:r>
-      </w:hyperlink>
+      <w:r>
+        <w:rPr>
+          <w:lang w:val="ru_RU" w:bidi="ru_RU"/>
+        </w:rPr>
+        <w:t>10:1–11:9</w:t>
+      </w:r>
       <w:r>
         <w:rPr>
           <w:lang w:val="ru_RU" w:bidi="ru_RU"/>
         </w:rPr>
         <w:t>) люди снова стали склоняться к непослушанию. Они восстали на Бога, и чтобы предотвратить ещё большее беззаконие, Бог рассеял их (</w:t>
       </w:r>
-      <w:hyperlink r:id="rId29">
-        <w:r>
-          <w:rPr>
-            <w:lang w:val="ru_RU" w:bidi="ru_RU"/>
-          </w:rPr>
-          <w:rPr>
-            <w:color w:val="0000EE"/>
-            <w:u w:val="single"/>
-          </w:rPr>
-          <w:t>11:1–9</w:t>
-        </w:r>
-      </w:hyperlink>
+      <w:r>
+        <w:rPr>
+          <w:lang w:val="ru_RU" w:bidi="ru_RU"/>
+        </w:rPr>
+        <w:t>11:1–9</w:t>
+      </w:r>
       <w:r>
         <w:rPr>
           <w:lang w:val="ru_RU" w:bidi="ru_RU"/>
@@ -728,54 +626,36 @@
         </w:rPr>
         <w:t xml:space="preserve">После хаоса, вызванного рассеянием народов, </w:t>
       </w:r>
-      <w:hyperlink r:id="rId30">
-        <w:r>
-          <w:rPr>
-            <w:lang w:val="ru_RU" w:bidi="ru_RU"/>
-          </w:rPr>
-          <w:rPr>
-            <w:color w:val="0000EE"/>
-            <w:u w:val="single"/>
-          </w:rPr>
-          <w:t>11:10–26</w:t>
-        </w:r>
-      </w:hyperlink>
+      <w:r>
+        <w:rPr>
+          <w:lang w:val="ru_RU" w:bidi="ru_RU"/>
+        </w:rPr>
+        <w:t>11:10–26</w:t>
+      </w:r>
       <w:r>
         <w:rPr>
           <w:lang w:val="ru_RU" w:bidi="ru_RU"/>
         </w:rPr>
         <w:t xml:space="preserve"> повествование обращает внимание на Аврама, через которого Бог решает благословить всех. Остальная часть книги (</w:t>
       </w:r>
-      <w:hyperlink r:id="rId31">
-        <w:r>
-          <w:rPr>
-            <w:lang w:val="ru_RU" w:bidi="ru_RU"/>
-          </w:rPr>
-          <w:rPr>
-            <w:color w:val="0000EE"/>
-            <w:u w:val="single"/>
-          </w:rPr>
-          <w:t>11:27–50:26</w:t>
-        </w:r>
-      </w:hyperlink>
+      <w:r>
+        <w:rPr>
+          <w:lang w:val="ru_RU" w:bidi="ru_RU"/>
+        </w:rPr>
+        <w:t>11:27–50:26</w:t>
+      </w:r>
       <w:r>
         <w:rPr>
           <w:lang w:val="ru_RU" w:bidi="ru_RU"/>
         </w:rPr>
         <w:t>) рассказывает о благословении Богом Аврама и его потомков. Сначала Бог заключает с Аврамом завет (</w:t>
       </w:r>
-      <w:hyperlink r:id="rId32">
-        <w:r>
-          <w:rPr>
-            <w:lang w:val="ru_RU" w:bidi="ru_RU"/>
-          </w:rPr>
-          <w:rPr>
-            <w:color w:val="0000EE"/>
-            <w:u w:val="single"/>
-          </w:rPr>
-          <w:t>11:27–25:11</w:t>
-        </w:r>
-      </w:hyperlink>
+      <w:r>
+        <w:rPr>
+          <w:lang w:val="ru_RU" w:bidi="ru_RU"/>
+        </w:rPr>
+        <w:t>11:27–25:11</w:t>
+      </w:r>
       <w:r>
         <w:rPr>
           <w:lang w:val="ru_RU" w:bidi="ru_RU"/>
@@ -796,72 +676,48 @@
         </w:rPr>
         <w:t>При описании каждого поколения Бытие приводит краткий отчёт о семьях, которые не являются частью Израиля, затем книга снова возвращается к прямым потомкам Израиля. Например, после краткого описания того, что стало с Измаилом (</w:t>
       </w:r>
-      <w:hyperlink r:id="rId33">
-        <w:r>
-          <w:rPr>
-            <w:lang w:val="ru_RU" w:bidi="ru_RU"/>
-          </w:rPr>
-          <w:rPr>
-            <w:color w:val="0000EE"/>
-            <w:u w:val="single"/>
-          </w:rPr>
-          <w:t>25:12–18</w:t>
-        </w:r>
-      </w:hyperlink>
+      <w:r>
+        <w:rPr>
+          <w:lang w:val="ru_RU" w:bidi="ru_RU"/>
+        </w:rPr>
+        <w:t>25:12–18</w:t>
+      </w:r>
       <w:r>
         <w:rPr>
           <w:lang w:val="ru_RU" w:bidi="ru_RU"/>
         </w:rPr>
         <w:t>), Книга Бытие возвращается к подробному изложению того, что происходило с Исааком и его семьёй (25:1</w:t>
       </w:r>
-      <w:hyperlink r:id="rId34">
-        <w:r>
-          <w:rPr>
-            <w:lang w:val="ru_RU" w:bidi="ru_RU"/>
-          </w:rPr>
-          <w:rPr>
-            <w:color w:val="0000EE"/>
-            <w:u w:val="single"/>
-          </w:rPr>
-          <w:t>9–3</w:t>
-        </w:r>
-      </w:hyperlink>
+      <w:r>
+        <w:rPr>
+          <w:lang w:val="ru_RU" w:bidi="ru_RU"/>
+        </w:rPr>
+        <w:t>9–3</w:t>
+      </w:r>
       <w:r>
         <w:rPr>
           <w:lang w:val="ru_RU" w:bidi="ru_RU"/>
         </w:rPr>
         <w:t>5:29). Аналогичным образом коротко рассматривается родословие Исава (Едома) (</w:t>
       </w:r>
-      <w:hyperlink r:id="rId35">
-        <w:r>
-          <w:rPr>
-            <w:lang w:val="ru_RU" w:bidi="ru_RU"/>
-          </w:rPr>
-          <w:rPr>
-            <w:color w:val="0000EE"/>
-            <w:u w:val="single"/>
-          </w:rPr>
-          <w:t>36:1–37:1</w:t>
-        </w:r>
-      </w:hyperlink>
+      <w:r>
+        <w:rPr>
+          <w:lang w:val="ru_RU" w:bidi="ru_RU"/>
+        </w:rPr>
+        <w:t>36:1–37:1</w:t>
+      </w:r>
       <w:r>
         <w:rPr>
           <w:lang w:val="ru_RU" w:bidi="ru_RU"/>
         </w:rPr>
         <w:t>), а затем начинается длинный заключительный раздел об избранной линии потомков Иакова (</w:t>
       </w:r>
-      <w:hyperlink r:id="rId36">
-        <w:r>
-          <w:rPr>
-            <w:lang w:val="ru_RU" w:bidi="ru_RU"/>
-          </w:rPr>
-          <w:rPr>
-            <w:color w:val="0000EE"/>
-            <w:u w:val="single"/>
-          </w:rPr>
-          <w:t>37:2–50:26</w:t>
-        </w:r>
-      </w:hyperlink>
+      <w:r>
+        <w:rPr>
+          <w:lang w:val="ru_RU" w:bidi="ru_RU"/>
+        </w:rPr>
+        <w:t>37:2–50:26</w:t>
+      </w:r>
       <w:r>
         <w:rPr>
           <w:lang w:val="ru_RU" w:bidi="ru_RU"/>
@@ -882,18 +738,12 @@
         </w:rPr>
         <w:t>В этом разделе Книга Бытие подробно объясняет, как семья Иакова оказывается в Египте, а не в Ханаане. Несмотря на ряд трагических событий, которые привели их в Египет, Бог по-прежнему продолжает раскрывать Свой план для израильского народа. Книга заканчивается обещанием Господа о том, что Он придёт и выведет Свой народ из Египта (</w:t>
       </w:r>
-      <w:hyperlink r:id="rId37">
-        <w:r>
-          <w:rPr>
-            <w:lang w:val="ru_RU" w:bidi="ru_RU"/>
-          </w:rPr>
-          <w:rPr>
-            <w:color w:val="0000EE"/>
-            <w:u w:val="single"/>
-          </w:rPr>
-          <w:t>50:24–26</w:t>
-        </w:r>
-      </w:hyperlink>
+      <w:r>
+        <w:rPr>
+          <w:lang w:val="ru_RU" w:bidi="ru_RU"/>
+        </w:rPr>
+        <w:t>50:24–26</w:t>
+      </w:r>
       <w:r>
         <w:rPr>
           <w:lang w:val="ru_RU" w:bidi="ru_RU"/>
@@ -952,18 +802,12 @@
         </w:rPr>
         <w:t>Однако и Писание, и Предание приписывают авторство Пятикнижия Моисею. Моисей был образованным человеком, обученным мудростью египтян (</w:t>
       </w:r>
-      <w:hyperlink r:id="rId38">
-        <w:r>
-          <w:rPr>
-            <w:lang w:val="ru_RU" w:bidi="ru_RU"/>
-          </w:rPr>
-          <w:rPr>
-            <w:color w:val="0000EE"/>
-            <w:u w:val="single"/>
-          </w:rPr>
-          <w:t>Деяния 7:22</w:t>
-        </w:r>
-      </w:hyperlink>
+      <w:r>
+        <w:rPr>
+          <w:lang w:val="ru_RU" w:bidi="ru_RU"/>
+        </w:rPr>
+        <w:t>Деяния 7:22</w:t>
+      </w:r>
       <w:r>
         <w:rPr>
           <w:lang w:val="ru_RU" w:bidi="ru_RU"/>
@@ -984,18 +828,12 @@
         </w:rPr>
         <w:t xml:space="preserve">Возможно, труды Моисея были основным источником для всего материала, содержащегося в Пятикнижии, в который впоследствии были внесены некоторые редакционные изменения (включая запись о смерти Моисея, </w:t>
       </w:r>
-      <w:hyperlink r:id="rId39">
-        <w:r>
-          <w:rPr>
-            <w:lang w:val="ru_RU" w:bidi="ru_RU"/>
-          </w:rPr>
-          <w:rPr>
-            <w:color w:val="0000EE"/>
-            <w:u w:val="single"/>
-          </w:rPr>
-          <w:t>Втор. 34</w:t>
-        </w:r>
-      </w:hyperlink>
+      <w:r>
+        <w:rPr>
+          <w:lang w:val="ru_RU" w:bidi="ru_RU"/>
+        </w:rPr>
+        <w:t>Втор. 34</w:t>
+      </w:r>
       <w:r>
         <w:rPr>
           <w:lang w:val="ru_RU" w:bidi="ru_RU"/>
@@ -1041,18 +879,12 @@
         </w:rPr>
         <w:t xml:space="preserve">Также Книга Бытие содержит отрывки и выражения, которые, очевидно, являются поздними редакторскими вставками. Некоторые разделы (например, список Едомских царей, </w:t>
       </w:r>
-      <w:hyperlink r:id="rId40">
-        <w:r>
-          <w:rPr>
-            <w:lang w:val="ru_RU" w:bidi="ru_RU"/>
-          </w:rPr>
-          <w:rPr>
-            <w:color w:val="0000EE"/>
-            <w:u w:val="single"/>
-          </w:rPr>
-          <w:t>36:31–43</w:t>
-        </w:r>
-      </w:hyperlink>
+      <w:r>
+        <w:rPr>
+          <w:lang w:val="ru_RU" w:bidi="ru_RU"/>
+        </w:rPr>
+        <w:t>36:31–43</w:t>
+      </w:r>
       <w:r>
         <w:rPr>
           <w:lang w:val="ru_RU" w:bidi="ru_RU"/>
@@ -1098,36 +930,24 @@
         </w:rPr>
         <w:t xml:space="preserve">Миф. Мифология символически объясняет происхождение вещей через действия богов и других сверхъестественных существ. Во времена древних народов мифы являлись убеждениями, которые объясняли жизнь и реальность. Целые системы ритуалов были разработаны, чтобы гарантировать из года в год плодородие и поддержание жизни и смерти. Некоторые из этих ритуалов приводили к культовой проституции (см. </w:t>
       </w:r>
-      <w:hyperlink r:id="rId41">
-        <w:r>
-          <w:rPr>
-            <w:lang w:val="ru_RU" w:bidi="ru_RU"/>
-          </w:rPr>
-          <w:rPr>
-            <w:color w:val="0000EE"/>
-            <w:u w:val="single"/>
-          </w:rPr>
-          <w:t>Быт. 38:15</w:t>
-        </w:r>
-      </w:hyperlink>
+      <w:r>
+        <w:rPr>
+          <w:lang w:val="ru_RU" w:bidi="ru_RU"/>
+        </w:rPr>
+        <w:t>Быт. 38:15</w:t>
+      </w:r>
       <w:r>
         <w:rPr>
           <w:lang w:val="ru_RU" w:bidi="ru_RU"/>
         </w:rPr>
         <w:t xml:space="preserve">, </w:t>
       </w:r>
-      <w:hyperlink r:id="rId42">
-        <w:r>
-          <w:rPr>
-            <w:lang w:val="ru_RU" w:bidi="ru_RU"/>
-          </w:rPr>
-          <w:rPr>
-            <w:color w:val="0000EE"/>
-            <w:u w:val="single"/>
-          </w:rPr>
-          <w:t>21–22</w:t>
-        </w:r>
-      </w:hyperlink>
+      <w:r>
+        <w:rPr>
+          <w:lang w:val="ru_RU" w:bidi="ru_RU"/>
+        </w:rPr>
+        <w:t>21–22</w:t>
+      </w:r>
       <w:r>
         <w:rPr>
           <w:lang w:val="ru_RU" w:bidi="ru_RU"/>
@@ -1162,18 +982,12 @@
         </w:rPr>
         <w:t>Если Книга Бытие и использует мифологический язык, то она показывает явный контраст с языческими понятиями и раскрывает, что Господь Бог обладает властью над этими явлениями. Например, многие древние народы поклонялись солнцу как богу, но в Книге Бытие солнце служит целям Создателя (</w:t>
       </w:r>
-      <w:hyperlink r:id="rId43">
-        <w:r>
-          <w:rPr>
-            <w:lang w:val="ru_RU" w:bidi="ru_RU"/>
-          </w:rPr>
-          <w:rPr>
-            <w:color w:val="0000EE"/>
-            <w:u w:val="single"/>
-          </w:rPr>
-          <w:t>1:14–18</w:t>
-        </w:r>
-      </w:hyperlink>
+      <w:r>
+        <w:rPr>
+          <w:lang w:val="ru_RU" w:bidi="ru_RU"/>
+        </w:rPr>
+        <w:t>1:14–18</w:t>
+      </w:r>
       <w:r>
         <w:rPr>
           <w:lang w:val="ru_RU" w:bidi="ru_RU"/>
@@ -1208,18 +1022,12 @@
         </w:rPr>
         <w:t xml:space="preserve">Определённо, этиологические элементы встречаются в Книге Бытие, поскольку эта книга закладывает основание и объясняет причину практически всех действий Израиля в дальнейшем. Например, рассказ о сотворении мира </w:t>
       </w:r>
-      <w:hyperlink r:id="rId44">
-        <w:r>
-          <w:rPr>
-            <w:lang w:val="ru_RU" w:bidi="ru_RU"/>
-          </w:rPr>
-          <w:rPr>
-            <w:color w:val="0000EE"/>
-            <w:u w:val="single"/>
-          </w:rPr>
-          <w:t>в Бытие 2</w:t>
-        </w:r>
-      </w:hyperlink>
+      <w:r>
+        <w:rPr>
+          <w:lang w:val="ru_RU" w:bidi="ru_RU"/>
+        </w:rPr>
+        <w:t>в Бытие 2</w:t>
+      </w:r>
       <w:r>
         <w:rPr>
           <w:lang w:val="ru_RU" w:bidi="ru_RU"/>
@@ -1363,54 +1171,36 @@
         </w:rPr>
         <w:t>Израиль мог проследить своё происхождение, начиная от патриарха Авраама, а свою судьбу в Божьих обещаниях (</w:t>
       </w:r>
-      <w:hyperlink r:id="rId45">
-        <w:r>
-          <w:rPr>
-            <w:lang w:val="ru_RU" w:bidi="ru_RU"/>
-          </w:rPr>
-          <w:rPr>
-            <w:color w:val="0000EE"/>
-            <w:u w:val="single"/>
-          </w:rPr>
-          <w:t>12:1–3</w:t>
-        </w:r>
-      </w:hyperlink>
+      <w:r>
+        <w:rPr>
+          <w:lang w:val="ru_RU" w:bidi="ru_RU"/>
+        </w:rPr>
+        <w:t>12:1–3</w:t>
+      </w:r>
       <w:r>
         <w:rPr>
           <w:lang w:val="ru_RU" w:bidi="ru_RU"/>
         </w:rPr>
         <w:t xml:space="preserve">; </w:t>
       </w:r>
-      <w:hyperlink r:id="rId46">
-        <w:r>
-          <w:rPr>
-            <w:lang w:val="ru_RU" w:bidi="ru_RU"/>
-          </w:rPr>
-          <w:rPr>
-            <w:color w:val="0000EE"/>
-            <w:u w:val="single"/>
-          </w:rPr>
-          <w:t>15:1–21</w:t>
-        </w:r>
-      </w:hyperlink>
+      <w:r>
+        <w:rPr>
+          <w:lang w:val="ru_RU" w:bidi="ru_RU"/>
+        </w:rPr>
+        <w:t>15:1–21</w:t>
+      </w:r>
       <w:r>
         <w:rPr>
           <w:lang w:val="ru_RU" w:bidi="ru_RU"/>
         </w:rPr>
         <w:t xml:space="preserve">; </w:t>
       </w:r>
-      <w:hyperlink r:id="rId47">
-        <w:r>
-          <w:rPr>
-            <w:lang w:val="ru_RU" w:bidi="ru_RU"/>
-          </w:rPr>
-          <w:rPr>
-            <w:color w:val="0000EE"/>
-            <w:u w:val="single"/>
-          </w:rPr>
-          <w:t>17:1–8</w:t>
-        </w:r>
-      </w:hyperlink>
+      <w:r>
+        <w:rPr>
+          <w:lang w:val="ru_RU" w:bidi="ru_RU"/>
+        </w:rPr>
+        <w:t>17:1–8</w:t>
+      </w:r>
       <w:r>
         <w:rPr>
           <w:lang w:val="ru_RU" w:bidi="ru_RU"/>
@@ -1459,18 +1249,12 @@
         </w:rPr>
         <w:t xml:space="preserve">Добро и Зло. В Книге Бытие говорится, что добро благословляется Богом: оно производит плод, укрепляет, оберегает и привносит гармонию в жизнь. Зло всегда проклято: оно причиняет боль, отделяет от всего хорошего, а также препятствует жизни или разрушает её. Книга Бытие показывает постоянную борьбу между добром и злом, что является неотъемлемой частью нашей падшей человеческой расы. Бог же приведёт к высшему благу, укрепит веру Своего народа и в конечном итоге восторжествует над всем злом (см. </w:t>
       </w:r>
-      <w:hyperlink r:id="rId48">
-        <w:r>
-          <w:rPr>
-            <w:lang w:val="ru_RU" w:bidi="ru_RU"/>
-          </w:rPr>
-          <w:rPr>
-            <w:color w:val="0000EE"/>
-            <w:u w:val="single"/>
-          </w:rPr>
-          <w:t>Рим 8:28</w:t>
-        </w:r>
-      </w:hyperlink>
+      <w:r>
+        <w:rPr>
+          <w:lang w:val="ru_RU" w:bidi="ru_RU"/>
+        </w:rPr>
+        <w:t>Рим 8:28</w:t>
+      </w:r>
       <w:r>
         <w:rPr>
           <w:lang w:val="ru_RU" w:bidi="ru_RU"/>
@@ -1505,18 +1289,12 @@
         </w:rPr>
         <w:t>Божье правление. Книга Бытие является отличным вступлением к утверждению теократии, то есть Божьего правления над всем творением, которое должно быть установлено через избранный Им народ. Книга Бытие начинается с откровения о Божьем суверенитете. Он является Господином Вселенной, Который для осуществления Своего плана сдвинет небо и землю. Он желает благословить людей, но Он не потерпит бунта и неверия. Его обещания велики, и Он может осуществить их в полной мере. Участие в Его плане всегда требует веры, потому что без веры невозможно угодить Богу (</w:t>
       </w:r>
-      <w:hyperlink r:id="rId49">
-        <w:r>
-          <w:rPr>
-            <w:lang w:val="ru_RU" w:bidi="ru_RU"/>
-          </w:rPr>
-          <w:rPr>
-            <w:color w:val="0000EE"/>
-            <w:u w:val="single"/>
-          </w:rPr>
-          <w:t>Евр. 11:6</w:t>
-        </w:r>
-      </w:hyperlink>
+      <w:r>
+        <w:rPr>
+          <w:lang w:val="ru_RU" w:bidi="ru_RU"/>
+        </w:rPr>
+        <w:t>Евр. 11:6</w:t>
+      </w:r>
       <w:r>
         <w:rPr>
           <w:lang w:val="ru_RU" w:bidi="ru_RU"/>
